--- a/billing/Счет_01-2026_ТД_Автожидкости.docx
+++ b/billing/Счет_01-2026_ТД_Автожидкости.docx
@@ -94,7 +94,7 @@
           </w:tcPr>
           <w:p>
             <w:r>
-              <w:t>ИНН 772485920194</w:t>
+              <w:t>ИНН 731303201073</w:t>
             </w:r>
           </w:p>
         </w:tc>
@@ -171,7 +171,7 @@
           <w:b/>
           <w:sz w:val="28"/>
         </w:rPr>
-        <w:t>Счет на оплату № 01-2026 от 03.10.2026 г.</w:t>
+        <w:t>Счет на оплату № 01-2026 от 04.10.2026 г.</w:t>
       </w:r>
     </w:p>
     <w:p>
@@ -182,7 +182,7 @@
         <w:t xml:space="preserve">Поставщик: </w:t>
       </w:r>
       <w:r>
-        <w:t>Федотов Дмитрий, ИНН 772485920194, Плательщик налога на профессиональный доход (Самозанятый)</w:t>
+        <w:t>Федотов Дмитрий, ИНН 731303201073, Плательщик налога на профессиональный доход (Самозанятый)</w:t>
         <w:br/>
       </w:r>
       <w:r>
@@ -432,7 +432,7 @@
         </w:rPr>
         <w:t>Назначение платежа:</w:t>
         <w:br/>
-        <w:t>Оплата по Счету № 01-2026 от 03.10.2026 за предоставление доступа к сервису ai-rop.ru по договору-оферте. НДС не облагается (НПД 422-ФЗ).</w:t>
+        <w:t>Оплата по Счету № 01-2026 от 04.10.2026 за предоставление доступа к сервису ai-rop.ru по договору-оферте. НДС не облагается (НПД 422-ФЗ).</w:t>
       </w:r>
     </w:p>
     <w:p>

--- a/billing/Счет_01-2026_ТД_Автожидкости.docx
+++ b/billing/Счет_01-2026_ТД_Автожидкости.docx
@@ -31,7 +31,7 @@
           </w:tcPr>
           <w:p>
             <w:r>
-              <w:t>АО «ТИНЬКОФФ БАНК»</w:t>
+              <w:t>Филиал № 6318 Банка ВТБ (ПАО)</w:t>
               <w:br/>
               <w:t>Банк получателя</w:t>
             </w:r>
@@ -53,7 +53,7 @@
           </w:tcPr>
           <w:p>
             <w:r>
-              <w:t>044525974</w:t>
+              <w:t>043601968</w:t>
             </w:r>
           </w:p>
         </w:tc>
@@ -82,7 +82,7 @@
           </w:tcPr>
           <w:p>
             <w:r>
-              <w:t>30101810145250000974</w:t>
+              <w:t>30101810422023601968</w:t>
             </w:r>
           </w:p>
         </w:tc>
@@ -126,7 +126,7 @@
           </w:tcPr>
           <w:p>
             <w:r>
-              <w:t>40802810500003849120</w:t>
+              <w:t>40817810635184001277</w:t>
             </w:r>
           </w:p>
         </w:tc>
@@ -139,7 +139,7 @@
           </w:tcPr>
           <w:p>
             <w:r>
-              <w:t>Плательщик налога на профессиональный доход (Самозанятый) Федотов Дмитрий</w:t>
+              <w:t>Плательщик налога на профессиональный доход (Самозанятый) Федотов Дмитрий Валерьевич</w:t>
               <w:br/>
               <w:t>Получатель</w:t>
             </w:r>
@@ -182,7 +182,7 @@
         <w:t xml:space="preserve">Поставщик: </w:t>
       </w:r>
       <w:r>
-        <w:t>Федотов Дмитрий, ИНН 731303201073, Плательщик налога на профессиональный доход (Самозанятый)</w:t>
+        <w:t>Федотов Дмитрий Валерьевич, ИНН 731303201073, Плательщик налога на профессиональный доход (Самозанятый)</w:t>
         <w:br/>
       </w:r>
       <w:r>
@@ -440,7 +440,7 @@
         <w:spacing w:before="500"/>
       </w:pPr>
       <w:r>
-        <w:t>Исполнитель: ____________________ / Федотов Дмитрий /</w:t>
+        <w:t>Исполнитель: ____________________ / Федотов Дмитрий Валерьевич /</w:t>
       </w:r>
     </w:p>
     <w:sectPr>
